--- a/zht/docx/032.content.docx
+++ b/zht/docx/032.content.docx
@@ -19,7 +19,7 @@
         <w:rPr>
           <w:lang w:val="zh_TW" w:bidi="zh_TW"/>
         </w:rPr>
-        <w:t>Resource: Tyndale Open Study Notes</w:t>
+        <w:t>Resource: Aquifer Open Study Notes (Profiles)</w:t>
       </w:r>
       <w:r>
         <w:rPr>
@@ -112,7 +112,7 @@
         <w:rPr>
           <w:lang w:val="zh_TW" w:bidi="zh_TW"/>
         </w:rPr>
-        <w:t>Tyndale Open Study Notes</w:t>
+        <w:t>Aquifer Open Study Notes (Profiles)</w:t>
       </w:r>
     </w:p>
     <w:p>

--- a/zht/docx/032.content.docx
+++ b/zht/docx/032.content.docx
@@ -247,18 +247,12 @@
         </w:rPr>
         <w:t>掃羅出身於富裕的地主家庭，他登基時並未預期或渴望成為君王。以色列百姓渴求一位能夠帶領他們征戰的君王，而掃羅身材高大，超過眾人，因此深得百姓喜愛（</w:t>
       </w:r>
-      <w:hyperlink r:id="rId13">
-        <w:r>
-          <w:rPr>
-            <w:lang w:val="zh_TW" w:bidi="zh_TW"/>
-          </w:rPr>
-          <w:rPr>
-            <w:color w:val="0000EE"/>
-            <w:u w:val="single"/>
-          </w:rPr>
-          <w:t>撒上10:23</w:t>
-        </w:r>
-      </w:hyperlink>
+      <w:r>
+        <w:rPr>
+          <w:lang w:val="zh_TW" w:bidi="zh_TW"/>
+        </w:rPr>
+        <w:t>撒上10:23</w:t>
+      </w:r>
       <w:r>
         <w:rPr>
           <w:lang w:val="zh_TW" w:bidi="zh_TW"/>
@@ -279,54 +273,36 @@
         </w:rPr>
         <w:t>掃羅在戰爭期間輕率起誓，未經深思，使神不悅（</w:t>
       </w:r>
-      <w:hyperlink r:id="rId14">
-        <w:r>
-          <w:rPr>
-            <w:lang w:val="zh_TW" w:bidi="zh_TW"/>
-          </w:rPr>
-          <w:rPr>
-            <w:color w:val="0000EE"/>
-            <w:u w:val="single"/>
-          </w:rPr>
-          <w:t>撒上14:16–46</w:t>
-        </w:r>
-      </w:hyperlink>
+      <w:r>
+        <w:rPr>
+          <w:lang w:val="zh_TW" w:bidi="zh_TW"/>
+        </w:rPr>
+        <w:t>撒上14:16–46</w:t>
+      </w:r>
       <w:r>
         <w:rPr>
           <w:lang w:val="zh_TW" w:bidi="zh_TW"/>
         </w:rPr>
         <w:t>）。他沒有等待撒母耳來獻祭，擅自獻上燔祭，違背神的命令（</w:t>
       </w:r>
-      <w:hyperlink r:id="rId15">
-        <w:r>
-          <w:rPr>
-            <w:lang w:val="zh_TW" w:bidi="zh_TW"/>
-          </w:rPr>
-          <w:rPr>
-            <w:color w:val="0000EE"/>
-            <w:u w:val="single"/>
-          </w:rPr>
-          <w:t>撒上13:7下–14</w:t>
-        </w:r>
-      </w:hyperlink>
+      <w:r>
+        <w:rPr>
+          <w:lang w:val="zh_TW" w:bidi="zh_TW"/>
+        </w:rPr>
+        <w:t>撒上13:7下–14</w:t>
+      </w:r>
       <w:r>
         <w:rPr>
           <w:lang w:val="zh_TW" w:bidi="zh_TW"/>
         </w:rPr>
         <w:t>）。此外，他未能完全殲滅亞瑪力人及其財物，違反了神的命令（</w:t>
       </w:r>
-      <w:hyperlink r:id="rId16">
-        <w:r>
-          <w:rPr>
-            <w:lang w:val="zh_TW" w:bidi="zh_TW"/>
-          </w:rPr>
-          <w:rPr>
-            <w:color w:val="0000EE"/>
-            <w:u w:val="single"/>
-          </w:rPr>
-          <w:t>撒上15:1–35</w:t>
-        </w:r>
-      </w:hyperlink>
+      <w:r>
+        <w:rPr>
+          <w:lang w:val="zh_TW" w:bidi="zh_TW"/>
+        </w:rPr>
+        <w:t>撒上15:1–35</w:t>
+      </w:r>
       <w:r>
         <w:rPr>
           <w:lang w:val="zh_TW" w:bidi="zh_TW"/>
@@ -347,18 +323,12 @@
         </w:rPr>
         <w:t>最終，掃羅在與非利士人的戰爭中受傷，然後拔劍自盡。他的死是神對他審判的結果。儘管大衛曾多年逃避掃羅的追殺，他仍誠摯地哀悼掃羅和約拿單，並以詩歌表達對他們的尊敬（</w:t>
       </w:r>
-      <w:hyperlink r:id="rId17">
-        <w:r>
-          <w:rPr>
-            <w:lang w:val="zh_TW" w:bidi="zh_TW"/>
-          </w:rPr>
-          <w:rPr>
-            <w:color w:val="0000EE"/>
-            <w:u w:val="single"/>
-          </w:rPr>
-          <w:t>撒下1:17–27</w:t>
-        </w:r>
-      </w:hyperlink>
+      <w:r>
+        <w:rPr>
+          <w:lang w:val="zh_TW" w:bidi="zh_TW"/>
+        </w:rPr>
+        <w:t>撒下1:17–27</w:t>
+      </w:r>
       <w:r>
         <w:rPr>
           <w:lang w:val="zh_TW" w:bidi="zh_TW"/>
@@ -388,60 +358,36 @@
           <w:lang w:val="zh_TW" w:bidi="zh_TW"/>
         </w:rPr>
       </w:r>
-      <w:hyperlink r:id="rId18">
-        <w:r>
-          <w:rPr>
-            <w:lang w:val="zh_TW" w:bidi="zh_TW"/>
-          </w:rPr>
-          <w:rPr>
-            <w:color w:val="0000EE"/>
-            <w:u w:val="single"/>
-          </w:rPr>
-          <w:t>撒上9:1–11:15</w:t>
-        </w:r>
-      </w:hyperlink>
+      <w:r>
+        <w:rPr>
+          <w:lang w:val="zh_TW" w:bidi="zh_TW"/>
+        </w:rPr>
+        <w:t>撒上9:1–11:15</w:t>
+      </w:r>
       <w:r>
         <w:rPr>
           <w:lang w:val="zh_TW" w:bidi="zh_TW"/>
         </w:rPr>
         <w:t>，</w:t>
       </w:r>
-      <w:hyperlink r:id="rId19">
-        <w:r>
-          <w:rPr>
-            <w:lang w:val="zh_TW" w:bidi="zh_TW"/>
-          </w:rPr>
-          <w:rPr>
-            <w:color w:val="0000EE"/>
-            <w:u w:val="single"/>
-          </w:rPr>
-          <w:t>13:1–31:13；</w:t>
-        </w:r>
-      </w:hyperlink>
-      <w:hyperlink r:id="rId20">
-        <w:r>
-          <w:rPr>
-            <w:lang w:val="zh_TW" w:bidi="zh_TW"/>
-          </w:rPr>
-          <w:rPr>
-            <w:color w:val="0000EE"/>
-            <w:u w:val="single"/>
-          </w:rPr>
-          <w:t>撒下1:1–27；</w:t>
-        </w:r>
-      </w:hyperlink>
-      <w:hyperlink r:id="rId21">
-        <w:r>
-          <w:rPr>
-            <w:lang w:val="zh_TW" w:bidi="zh_TW"/>
-          </w:rPr>
-          <w:rPr>
-            <w:color w:val="0000EE"/>
-            <w:u w:val="single"/>
-          </w:rPr>
-          <w:t>代上9:35–10:14</w:t>
-        </w:r>
-      </w:hyperlink>
+      <w:r>
+        <w:rPr>
+          <w:lang w:val="zh_TW" w:bidi="zh_TW"/>
+        </w:rPr>
+        <w:t>13:1–31:13；</w:t>
+      </w:r>
+      <w:r>
+        <w:rPr>
+          <w:lang w:val="zh_TW" w:bidi="zh_TW"/>
+        </w:rPr>
+        <w:t>撒下1:1–27；</w:t>
+      </w:r>
+      <w:r>
+        <w:rPr>
+          <w:lang w:val="zh_TW" w:bidi="zh_TW"/>
+        </w:rPr>
+        <w:t>代上9:35–10:14</w:t>
+      </w:r>
       <w:r>
         <w:rPr>
           <w:lang w:val="zh_TW" w:bidi="zh_TW"/>
